--- a/courseware_chatgpt/LP-Multi AI Agents Workflow for Content Creation - ChatGPT-v3.5.docx
+++ b/courseware_chatgpt/LP-Multi AI Agents Workflow for Content Creation - ChatGPT-v3.5.docx
@@ -4830,7 +4830,7 @@
         <w:rPr>
           <w:b w:val="0"/>
         </w:rPr>
-        <w:t xml:space="preserve"> a ChatGPT Project with shared files · AGENTS.md · Horizon's public website</w:t>
+        <w:t xml:space="preserve"> a ChatGPT Project with shared files · AGENTS.md · your own copy of Horizon's website</w:t>
       </w:r>
     </w:p>
     <w:p>

--- a/courseware_chatgpt/LP-Multi AI Agents Workflow for Content Creation - ChatGPT-v3.5.docx
+++ b/courseware_chatgpt/LP-Multi AI Agents Workflow for Content Creation - ChatGPT-v3.5.docx
@@ -892,7 +892,7 @@
           <w:b w:val="0"/>
           <w:sz w:val="19"/>
         </w:rPr>
-        <w:t>Topic 1 — Multi-AI-Agent Content Ideation and Digital Storyboarding · Slides 29–72</w:t>
+        <w:t>Topic 1 — Multi-AI-Agent Content Ideation and Digital Storyboarding · Slides 16–72</w:t>
         <w:tab/>
         <w:t>7</w:t>
       </w:r>
@@ -1554,7 +1554,7 @@
               <w:rPr>
                 <w:sz w:val="19"/>
               </w:rPr>
-              <w:t>1–28</w:t>
+              <w:t>1–15</w:t>
             </w:r>
           </w:p>
         </w:tc>
@@ -1626,7 +1626,7 @@
               <w:rPr>
                 <w:sz w:val="19"/>
               </w:rPr>
-              <w:t>29–32</w:t>
+              <w:t>16–32</w:t>
             </w:r>
           </w:p>
         </w:tc>
@@ -4710,7 +4710,18 @@
         <w:pStyle w:val="Heading2"/>
       </w:pPr>
       <w:r>
-        <w:t>Topic 1 — Multi-AI-Agent Content Ideation and Digital Storyboarding · Slides 29–72</w:t>
+        <w:t>Topic 1 — Multi-AI-Agent Content Ideation and Digital Storyboarding · Slides 16–72</w:t>
+      </w:r>
+    </w:p>
+    <w:p>
+      <w:pPr>
+        <w:pStyle w:val="ListBullet"/>
+      </w:pPr>
+      <w:r>
+        <w:rPr>
+          <w:b w:val="0"/>
+        </w:rPr>
+        <w:t>AI agents, the tools, and Horizon's story</w:t>
       </w:r>
     </w:p>
     <w:p>

--- a/courseware_chatgpt/LP-Multi AI Agents Workflow for Content Creation - ChatGPT-v3.5.docx
+++ b/courseware_chatgpt/LP-Multi AI Agents Workflow for Content Creation - ChatGPT-v3.5.docx
@@ -1072,7 +1072,7 @@
           <w:b w:val="0"/>
           <w:sz w:val="19"/>
         </w:rPr>
-        <w:t>Topic 3 — Multi-Channel Content Creation and Agent Workflow Coordination · Slides 96–132</w:t>
+        <w:t>Topic 3 — Multi-Channel Content Creation and Agent Workflow Coordination · Slides 96–133</w:t>
         <w:tab/>
         <w:t>10</w:t>
       </w:r>
@@ -1108,7 +1108,7 @@
           <w:b w:val="0"/>
           <w:sz w:val="19"/>
         </w:rPr>
-        <w:t>Lab 10 — Campaign 2: Social Media Posts (Demo) · Slides 111–116</w:t>
+        <w:t>Lab 10 — Campaign 2: Social Media Posts (Demo) · Slides 111–117</w:t>
         <w:tab/>
         <w:t>10</w:t>
       </w:r>
@@ -1126,7 +1126,7 @@
           <w:b w:val="0"/>
           <w:sz w:val="19"/>
         </w:rPr>
-        <w:t>Lab 11 — Campaign 3: Newsletter and a Landing Page · Slides 119–124</w:t>
+        <w:t>Lab 11 — Campaign 3: Newsletter and a Landing Page · Slides 120–125</w:t>
         <w:tab/>
         <w:t>10</w:t>
       </w:r>
@@ -1144,7 +1144,7 @@
           <w:b w:val="0"/>
           <w:sz w:val="19"/>
         </w:rPr>
-        <w:t>Lab 12 — Campaign 4: The YouTube Explainer · Slides 126–131</w:t>
+        <w:t>Lab 12 — Campaign 4: The YouTube Explainer · Slides 127–132</w:t>
         <w:tab/>
         <w:t>11</w:t>
       </w:r>
@@ -1162,7 +1162,7 @@
           <w:b w:val="0"/>
           <w:sz w:val="19"/>
         </w:rPr>
-        <w:t>Topic 4 — Content Distribution, Strategy Guidelines and Responsible AI Practices · Slides 133–162</w:t>
+        <w:t>Topic 4 — Content Distribution, Strategy Guidelines and Responsible AI Practices · Slides 134–163</w:t>
         <w:tab/>
         <w:t>11</w:t>
       </w:r>
@@ -1180,7 +1180,7 @@
           <w:b w:val="0"/>
           <w:sz w:val="19"/>
         </w:rPr>
-        <w:t>Lab 13 — Campaign 5: Always On — the Weekly Growth Report · Slides 136–140</w:t>
+        <w:t>Lab 13 — Campaign 5: Always On — the Weekly Growth Report · Slides 137–141</w:t>
         <w:tab/>
         <w:t>11</w:t>
       </w:r>
@@ -1198,7 +1198,7 @@
           <w:b w:val="0"/>
           <w:sz w:val="19"/>
         </w:rPr>
-        <w:t>Lab 14 — Measure, Govern and Write the Team Playbook · Slides 143–148</w:t>
+        <w:t>Lab 14 — Measure, Govern and Write the Team Playbook · Slides 144–149</w:t>
         <w:tab/>
         <w:t>11</w:t>
       </w:r>
@@ -1216,7 +1216,7 @@
           <w:b w:val="0"/>
           <w:sz w:val="19"/>
         </w:rPr>
-        <w:t>Lab 15 — Optional Demo: a Dot Team Lead and Workspace Agents · Slides 151–154</w:t>
+        <w:t>Lab 15 — Optional Demo: a Dot Team Lead and Workspace Agents · Slides 152–155</w:t>
         <w:tab/>
         <w:t>12</w:t>
       </w:r>
@@ -1280,7 +1280,7 @@
     </w:p>
     <w:p>
       <w:r>
-        <w:t>Course code TGS-2023036153 · 2 days · 16 hours including a 2-hour assessment · 162-slide deck v3.5 · 15 labs, each in its own folder. TSC: ICT-SNM-4004-1.1 Content Strategy.</w:t>
+        <w:t>Course code TGS-2023036153 · 2 days · 16 hours including a 2-hour assessment · 163-slide deck v3.5 · 15 labs, each in its own folder. TSC: ICT-SNM-4004-1.1 Content Strategy.</w:t>
       </w:r>
     </w:p>
     <w:p>
@@ -3466,7 +3466,7 @@
               <w:rPr>
                 <w:sz w:val="19"/>
               </w:rPr>
-              <w:t>111–116</w:t>
+              <w:t>111–117</w:t>
             </w:r>
           </w:p>
         </w:tc>
@@ -3610,7 +3610,7 @@
               <w:rPr>
                 <w:sz w:val="19"/>
               </w:rPr>
-              <w:t>117–118</w:t>
+              <w:t>118–119</w:t>
             </w:r>
           </w:p>
         </w:tc>
@@ -3682,7 +3682,7 @@
               <w:rPr>
                 <w:sz w:val="19"/>
               </w:rPr>
-              <w:t>119–124</w:t>
+              <w:t>120–125</w:t>
             </w:r>
           </w:p>
         </w:tc>
@@ -3754,7 +3754,7 @@
               <w:rPr>
                 <w:sz w:val="19"/>
               </w:rPr>
-              <w:t>125</w:t>
+              <w:t>126</w:t>
             </w:r>
           </w:p>
         </w:tc>
@@ -3826,7 +3826,7 @@
               <w:rPr>
                 <w:sz w:val="19"/>
               </w:rPr>
-              <w:t>126–131</w:t>
+              <w:t>127–132</w:t>
             </w:r>
           </w:p>
         </w:tc>
@@ -3898,7 +3898,7 @@
               <w:rPr>
                 <w:sz w:val="19"/>
               </w:rPr>
-              <w:t>132</w:t>
+              <w:t>133</w:t>
             </w:r>
           </w:p>
         </w:tc>
@@ -4042,7 +4042,7 @@
               <w:rPr>
                 <w:sz w:val="19"/>
               </w:rPr>
-              <w:t>133–135</w:t>
+              <w:t>134–136</w:t>
             </w:r>
           </w:p>
         </w:tc>
@@ -4114,7 +4114,7 @@
               <w:rPr>
                 <w:sz w:val="19"/>
               </w:rPr>
-              <w:t>136–140</w:t>
+              <w:t>137–141</w:t>
             </w:r>
           </w:p>
         </w:tc>
@@ -4186,7 +4186,7 @@
               <w:rPr>
                 <w:sz w:val="19"/>
               </w:rPr>
-              <w:t>141–142</w:t>
+              <w:t>142–143</w:t>
             </w:r>
           </w:p>
         </w:tc>
@@ -4258,7 +4258,7 @@
               <w:rPr>
                 <w:sz w:val="19"/>
               </w:rPr>
-              <w:t>143–148</w:t>
+              <w:t>144–149</w:t>
             </w:r>
           </w:p>
         </w:tc>
@@ -4402,7 +4402,7 @@
               <w:rPr>
                 <w:sz w:val="19"/>
               </w:rPr>
-              <w:t>149–150</w:t>
+              <w:t>150–151</w:t>
             </w:r>
           </w:p>
         </w:tc>
@@ -4474,7 +4474,7 @@
               <w:rPr>
                 <w:sz w:val="19"/>
               </w:rPr>
-              <w:t>151–154</w:t>
+              <w:t>152–155</w:t>
             </w:r>
           </w:p>
         </w:tc>
@@ -4546,7 +4546,7 @@
               <w:rPr>
                 <w:sz w:val="19"/>
               </w:rPr>
-              <w:t>155–156</w:t>
+              <w:t>156–157</w:t>
             </w:r>
           </w:p>
         </w:tc>
@@ -4690,7 +4690,7 @@
               <w:rPr>
                 <w:sz w:val="19"/>
               </w:rPr>
-              <w:t>157–162</w:t>
+              <w:t>158–163</w:t>
             </w:r>
           </w:p>
         </w:tc>
@@ -4858,7 +4858,7 @@
         <w:rPr>
           <w:b w:val="0"/>
         </w:rPr>
-        <w:t xml:space="preserve"> the Horizon Marketing project, horizon-studio/ with AGENTS.md, and the public site link in the charter</w:t>
+        <w:t xml:space="preserve"> the Horizon Marketing project, horizon-studio/ with AGENTS.md, and your own copy of the site running at http://localhost:8080/</w:t>
       </w:r>
     </w:p>
     <w:p>
@@ -4875,7 +4875,7 @@
         <w:rPr>
           <w:b w:val="0"/>
         </w:rPr>
-        <w:t xml:space="preserve"> The Horizon Marketing project holds the four files and the instructions. Your own copy of the website opens in your browser; the calculator shows S$693,138.</w:t>
+        <w:t xml:space="preserve"> The Horizon Marketing project holds the four files and the instructions. Your website opens at http://localhost:8080/; the calculator shows S$693,138.</w:t>
       </w:r>
     </w:p>
     <w:p>
@@ -5841,7 +5841,7 @@
         <w:pStyle w:val="Heading2"/>
       </w:pPr>
       <w:r>
-        <w:t>Topic 3 — Multi-Channel Content Creation and Agent Workflow Coordination · Slides 96–132</w:t>
+        <w:t>Topic 3 — Multi-Channel Content Creation and Agent Workflow Coordination · Slides 96–133</w:t>
       </w:r>
     </w:p>
     <w:p>
@@ -6031,7 +6031,7 @@
         <w:pStyle w:val="Heading3"/>
       </w:pPr>
       <w:r>
-        <w:t>Lab 10 — Campaign 2: Social Media Posts (Demo) · Slides 111–116</w:t>
+        <w:t>Lab 10 — Campaign 2: Social Media Posts (Demo) · Slides 111–117</w:t>
       </w:r>
     </w:p>
     <w:p>
@@ -6158,7 +6158,7 @@
         <w:pStyle w:val="Heading3"/>
       </w:pPr>
       <w:r>
-        <w:t>Lab 11 — Campaign 3: Newsletter and a Landing Page · Slides 119–124</w:t>
+        <w:t>Lab 11 — Campaign 3: Newsletter and a Landing Page · Slides 120–125</w:t>
       </w:r>
     </w:p>
     <w:p>
@@ -6285,7 +6285,7 @@
         <w:pStyle w:val="Heading3"/>
       </w:pPr>
       <w:r>
-        <w:t>Lab 12 — Campaign 4: The YouTube Explainer · Slides 126–131</w:t>
+        <w:t>Lab 12 — Campaign 4: The YouTube Explainer · Slides 127–132</w:t>
       </w:r>
     </w:p>
     <w:p>
@@ -6412,7 +6412,7 @@
         <w:pStyle w:val="Heading2"/>
       </w:pPr>
       <w:r>
-        <w:t>Topic 4 — Content Distribution, Strategy Guidelines and Responsible AI Practices · Slides 133–162</w:t>
+        <w:t>Topic 4 — Content Distribution, Strategy Guidelines and Responsible AI Practices · Slides 134–163</w:t>
       </w:r>
     </w:p>
     <w:p>
@@ -6464,7 +6464,7 @@
         <w:pStyle w:val="Heading3"/>
       </w:pPr>
       <w:r>
-        <w:t>Lab 13 — Campaign 5: Always On — the Weekly Growth Report · Slides 136–140</w:t>
+        <w:t>Lab 13 — Campaign 5: Always On — the Weekly Growth Report · Slides 137–141</w:t>
       </w:r>
     </w:p>
     <w:p>
@@ -6591,7 +6591,7 @@
         <w:pStyle w:val="Heading3"/>
       </w:pPr>
       <w:r>
-        <w:t>Lab 14 — Measure, Govern and Write the Team Playbook · Slides 143–148</w:t>
+        <w:t>Lab 14 — Measure, Govern and Write the Team Playbook · Slides 144–149</w:t>
       </w:r>
     </w:p>
     <w:p>
@@ -6718,7 +6718,7 @@
         <w:pStyle w:val="Heading3"/>
       </w:pPr>
       <w:r>
-        <w:t>Lab 15 — Optional Demo: a Dot Team Lead and Workspace Agents · Slides 151–154</w:t>
+        <w:t>Lab 15 — Optional Demo: a Dot Team Lead and Workspace Agents · Slides 152–155</w:t>
       </w:r>
     </w:p>
     <w:p>
